--- a/06-学生侧材料/讲义/有机化学/加成反应.docx
+++ b/06-学生侧材料/讲义/有机化学/加成反应.docx
@@ -16894,11 +16894,25 @@
             </m:e>
             <m:lim>
               <m:r>
+                <m:t>Z</m:t>
+              </m:r>
+              <m:r>
+                <m:t>n</m:t>
+              </m:r>
+              <m:r>
                 <m:rPr>
-                  <m:nor/>
                   <m:sty m:val="p"/>
                 </m:rPr>
-                <m:t>Zn/H2O</m:t>
+                <m:t>/</m:t>
+              </m:r>
+              <m:r>
+                <m:t>H</m:t>
+              </m:r>
+              <m:r>
+                <m:t>2</m:t>
+              </m:r>
+              <m:r>
+                <m:t>O</m:t>
               </m:r>
             </m:lim>
           </m:limUpp>

--- a/06-学生侧材料/讲义/有机化学/加成反应.docx
+++ b/06-学生侧材料/讲义/有机化学/加成反应.docx
@@ -26155,189 +26155,158 @@
     </w:p>
     <w:p>
       <w:pPr>
-        <w:pStyle w:val="SourceCode"/>
+        <w:pStyle w:val="Compact"/>
+        <w:numPr>
+          <w:ilvl w:val="0"/>
+          <w:numId w:val="1014"/>
+        </w:numPr>
       </w:pPr>
       <w:r>
         <w:rPr>
-          <w:rStyle w:val="VerbatimChar"/>
           <w:rFonts w:hint="eastAsia" w:ascii="Times New Roman" w:hAnsi="Times New Roman" w:eastAsia="FangSong" w:cs="Times New Roman"/>
         </w:rPr>
         <w:t xml:space="preserve">出现不饱和键</w:t>
       </w:r>
-      <w:r>
-        <w:rPr>
-          <w:rFonts w:ascii="Times New Roman" w:hAnsi="Times New Roman" w:eastAsia="Times New Roman" w:cs="Times New Roman"/>
-        </w:rPr>
-        <w:br/>
-      </w:r>
-      <w:r>
-        <w:rPr>
-          <w:rStyle w:val="VerbatimChar"/>
-          <w:rFonts w:ascii="Times New Roman" w:hAnsi="Times New Roman" w:eastAsia="Times New Roman" w:cs="Times New Roman"/>
-        </w:rPr>
-        <w:t xml:space="preserve">├── </w:t>
-      </w:r>
-      <w:r>
-        <w:rPr>
-          <w:rStyle w:val="VerbatimChar"/>
+    </w:p>
+    <w:p>
+      <w:pPr>
+        <w:pStyle w:val="Compact"/>
+        <w:numPr>
+          <w:ilvl w:val="1"/>
+          <w:numId w:val="1015"/>
+        </w:numPr>
+      </w:pPr>
+      <w:r>
+        <w:rPr>
           <w:rFonts w:hint="eastAsia" w:ascii="Times New Roman" w:hAnsi="Times New Roman" w:eastAsia="FangSong" w:cs="Times New Roman"/>
         </w:rPr>
         <w:t>先问</w:t>
       </w:r>
       <w:r>
         <w:rPr>
-          <w:rStyle w:val="VerbatimChar"/>
           <w:rFonts w:hint="eastAsia" w:ascii="Times New Roman" w:hAnsi="Times New Roman" w:eastAsia="Times New Roman" w:cs="Times New Roman"/>
         </w:rPr>
         <w:t>：</w:t>
       </w:r>
       <w:r>
         <w:rPr>
-          <w:rStyle w:val="VerbatimChar"/>
           <w:rFonts w:hint="eastAsia" w:ascii="Times New Roman" w:hAnsi="Times New Roman" w:eastAsia="FangSong" w:cs="Times New Roman"/>
         </w:rPr>
         <w:t>底物是哪种</w:t>
       </w:r>
       <w:r>
         <w:rPr>
-          <w:rStyle w:val="VerbatimChar"/>
           <w:rFonts w:hint="eastAsia" w:ascii="Times New Roman" w:hAnsi="Times New Roman" w:eastAsia="Times New Roman" w:cs="Times New Roman"/>
         </w:rPr>
         <w:t>？</w:t>
       </w:r>
-      <w:r>
-        <w:rPr>
-          <w:rFonts w:ascii="Times New Roman" w:hAnsi="Times New Roman" w:eastAsia="Times New Roman" w:cs="Times New Roman"/>
-        </w:rPr>
-        <w:br/>
-      </w:r>
-      <w:r>
-        <w:rPr>
-          <w:rStyle w:val="VerbatimChar"/>
-          <w:rFonts w:ascii="Times New Roman" w:hAnsi="Times New Roman" w:eastAsia="Times New Roman" w:cs="Times New Roman"/>
-        </w:rPr>
-        <w:t xml:space="preserve">│   ├── </w:t>
-      </w:r>
-      <w:r>
-        <w:rPr>
-          <w:rStyle w:val="VerbatimChar"/>
+    </w:p>
+    <w:p>
+      <w:pPr>
+        <w:pStyle w:val="Compact"/>
+        <w:numPr>
+          <w:ilvl w:val="2"/>
+          <w:numId w:val="1016"/>
+        </w:numPr>
+      </w:pPr>
+      <w:r>
+        <w:rPr>
           <w:rFonts w:hint="eastAsia" w:ascii="Times New Roman" w:hAnsi="Times New Roman" w:eastAsia="FangSong" w:cs="Times New Roman"/>
         </w:rPr>
         <w:t>普通烯烃</w:t>
       </w:r>
       <w:r>
         <w:rPr>
-          <w:rStyle w:val="VerbatimChar"/>
           <w:rFonts w:hint="eastAsia" w:ascii="Times New Roman" w:hAnsi="Times New Roman" w:eastAsia="Times New Roman" w:cs="Times New Roman"/>
         </w:rPr>
         <w:t>/</w:t>
       </w:r>
       <w:r>
         <w:rPr>
-          <w:rStyle w:val="VerbatimChar"/>
           <w:rFonts w:hint="eastAsia" w:ascii="Times New Roman" w:hAnsi="Times New Roman" w:eastAsia="FangSong" w:cs="Times New Roman"/>
         </w:rPr>
         <w:t>炔烃</w:t>
       </w:r>
       <w:r>
         <w:rPr>
-          <w:rStyle w:val="VerbatimChar"/>
           <w:rFonts w:ascii="Times New Roman" w:hAnsi="Times New Roman" w:eastAsia="Times New Roman" w:cs="Times New Roman"/>
         </w:rPr>
         <w:t xml:space="preserve"> → </w:t>
       </w:r>
       <w:r>
         <w:rPr>
-          <w:rStyle w:val="VerbatimChar"/>
           <w:rFonts w:hint="eastAsia" w:ascii="Times New Roman" w:hAnsi="Times New Roman" w:eastAsia="FangSong" w:cs="Times New Roman"/>
         </w:rPr>
         <w:t xml:space="preserve">亲电加成框架</w:t>
       </w:r>
-      <w:r>
-        <w:rPr>
-          <w:rFonts w:ascii="Times New Roman" w:hAnsi="Times New Roman" w:eastAsia="Times New Roman" w:cs="Times New Roman"/>
-        </w:rPr>
-        <w:br/>
-      </w:r>
-      <w:r>
-        <w:rPr>
-          <w:rStyle w:val="VerbatimChar"/>
-          <w:rFonts w:ascii="Times New Roman" w:hAnsi="Times New Roman" w:eastAsia="Times New Roman" w:cs="Times New Roman"/>
-        </w:rPr>
-        <w:t xml:space="preserve">│   │   ├── </w:t>
-      </w:r>
-      <w:r>
-        <w:rPr>
-          <w:rStyle w:val="VerbatimChar"/>
+    </w:p>
+    <w:p>
+      <w:pPr>
+        <w:pStyle w:val="Compact"/>
+        <w:numPr>
+          <w:ilvl w:val="3"/>
+          <w:numId w:val="1017"/>
+        </w:numPr>
+      </w:pPr>
+      <w:r>
+        <w:rPr>
           <w:rFonts w:hint="eastAsia" w:ascii="Times New Roman" w:hAnsi="Times New Roman" w:eastAsia="FangSong" w:cs="Times New Roman"/>
         </w:rPr>
         <w:t>有</w:t>
       </w:r>
       <w:r>
         <w:rPr>
-          <w:rStyle w:val="VerbatimChar"/>
           <w:rFonts w:hint="eastAsia" w:ascii="Times New Roman" w:hAnsi="Times New Roman" w:eastAsia="Times New Roman" w:cs="Times New Roman"/>
         </w:rPr>
         <w:t>ROOR?</w:t>
       </w:r>
       <w:r>
         <w:rPr>
-          <w:rStyle w:val="VerbatimChar"/>
           <w:rFonts w:ascii="Times New Roman" w:hAnsi="Times New Roman" w:eastAsia="Times New Roman" w:cs="Times New Roman"/>
         </w:rPr>
         <w:t xml:space="preserve"> → </w:t>
       </w:r>
       <w:r>
         <w:rPr>
-          <w:rStyle w:val="VerbatimChar"/>
           <w:rFonts w:hint="eastAsia" w:ascii="Times New Roman" w:hAnsi="Times New Roman" w:eastAsia="FangSong" w:cs="Times New Roman"/>
         </w:rPr>
         <w:t>自由基反马氏</w:t>
       </w:r>
       <w:r>
         <w:rPr>
-          <w:rStyle w:val="VerbatimChar"/>
           <w:rFonts w:hint="eastAsia" w:ascii="Times New Roman" w:hAnsi="Times New Roman" w:eastAsia="Times New Roman" w:cs="Times New Roman"/>
         </w:rPr>
         <w:t>(HBr</w:t>
       </w:r>
       <w:r>
         <w:rPr>
-          <w:rStyle w:val="VerbatimChar"/>
           <w:rFonts w:ascii="Times New Roman" w:hAnsi="Times New Roman" w:eastAsia="Times New Roman" w:cs="Times New Roman"/>
         </w:rPr>
         <w:t xml:space="preserve"> only)</w:t>
       </w:r>
-      <w:r>
-        <w:rPr>
-          <w:rFonts w:ascii="Times New Roman" w:hAnsi="Times New Roman" w:eastAsia="Times New Roman" w:cs="Times New Roman"/>
-        </w:rPr>
-        <w:br/>
-      </w:r>
-      <w:r>
-        <w:rPr>
-          <w:rStyle w:val="VerbatimChar"/>
-          <w:rFonts w:ascii="Times New Roman" w:hAnsi="Times New Roman" w:eastAsia="Times New Roman" w:cs="Times New Roman"/>
-        </w:rPr>
-        <w:t xml:space="preserve">│   │   ├── </w:t>
-      </w:r>
-      <w:r>
-        <w:rPr>
-          <w:rStyle w:val="VerbatimChar"/>
+    </w:p>
+    <w:p>
+      <w:pPr>
+        <w:pStyle w:val="Compact"/>
+        <w:numPr>
+          <w:ilvl w:val="3"/>
+          <w:numId w:val="1017"/>
+        </w:numPr>
+      </w:pPr>
+      <w:r>
+        <w:rPr>
           <w:rFonts w:hint="eastAsia" w:ascii="Times New Roman" w:hAnsi="Times New Roman" w:eastAsia="FangSong" w:cs="Times New Roman"/>
         </w:rPr>
         <w:t>有</w:t>
       </w:r>
       <w:r>
         <w:rPr>
-          <w:rStyle w:val="VerbatimChar"/>
           <w:rFonts w:hint="eastAsia" w:ascii="Times New Roman" w:hAnsi="Times New Roman" w:eastAsia="Times New Roman" w:cs="Times New Roman"/>
         </w:rPr>
         <w:t>BH</w:t>
       </w:r>
       <w:r>
         <w:rPr>
-          <w:rStyle w:val="VerbatimChar"/>
           <w:rFonts w:hint="eastAsia" w:ascii="Times New Roman" w:hAnsi="Times New Roman" w:eastAsia="Times New Roman" w:cs="Times New Roman"/>
           <w:vertAlign w:val="subscript"/>
         </w:rPr>
@@ -26345,76 +26314,63 @@
       </w:r>
       <w:r>
         <w:rPr>
-          <w:rStyle w:val="VerbatimChar"/>
           <w:rFonts w:hint="eastAsia" w:ascii="Times New Roman" w:hAnsi="Times New Roman" w:eastAsia="Times New Roman" w:cs="Times New Roman"/>
         </w:rPr>
         <w:t>?</w:t>
       </w:r>
       <w:r>
         <w:rPr>
-          <w:rStyle w:val="VerbatimChar"/>
           <w:rFonts w:ascii="Times New Roman" w:hAnsi="Times New Roman" w:eastAsia="Times New Roman" w:cs="Times New Roman"/>
         </w:rPr>
         <w:t xml:space="preserve"> → </w:t>
       </w:r>
       <w:r>
         <w:rPr>
-          <w:rStyle w:val="VerbatimChar"/>
           <w:rFonts w:hint="eastAsia" w:ascii="Times New Roman" w:hAnsi="Times New Roman" w:eastAsia="FangSong" w:cs="Times New Roman"/>
         </w:rPr>
         <w:t>硼氢化</w:t>
       </w:r>
       <w:r>
         <w:rPr>
-          <w:rStyle w:val="VerbatimChar"/>
           <w:rFonts w:hint="eastAsia" w:ascii="Times New Roman" w:hAnsi="Times New Roman" w:eastAsia="Times New Roman" w:cs="Times New Roman"/>
         </w:rPr>
         <w:t>(</w:t>
       </w:r>
       <w:r>
         <w:rPr>
-          <w:rStyle w:val="VerbatimChar"/>
           <w:rFonts w:hint="eastAsia" w:ascii="Times New Roman" w:hAnsi="Times New Roman" w:eastAsia="FangSong" w:cs="Times New Roman"/>
         </w:rPr>
         <w:t>反马氏</w:t>
       </w:r>
       <w:r>
         <w:rPr>
-          <w:rStyle w:val="VerbatimChar"/>
           <w:rFonts w:hint="eastAsia" w:ascii="Times New Roman" w:hAnsi="Times New Roman" w:eastAsia="Times New Roman" w:cs="Times New Roman"/>
         </w:rPr>
         <w:t>+syn)</w:t>
       </w:r>
-      <w:r>
-        <w:rPr>
-          <w:rFonts w:ascii="Times New Roman" w:hAnsi="Times New Roman" w:eastAsia="Times New Roman" w:cs="Times New Roman"/>
-        </w:rPr>
-        <w:br/>
-      </w:r>
-      <w:r>
-        <w:rPr>
-          <w:rStyle w:val="VerbatimChar"/>
-          <w:rFonts w:ascii="Times New Roman" w:hAnsi="Times New Roman" w:eastAsia="Times New Roman" w:cs="Times New Roman"/>
-        </w:rPr>
-        <w:t xml:space="preserve">│   │   ├── </w:t>
-      </w:r>
-      <w:r>
-        <w:rPr>
-          <w:rStyle w:val="VerbatimChar"/>
+    </w:p>
+    <w:p>
+      <w:pPr>
+        <w:pStyle w:val="Compact"/>
+        <w:numPr>
+          <w:ilvl w:val="3"/>
+          <w:numId w:val="1017"/>
+        </w:numPr>
+      </w:pPr>
+      <w:r>
+        <w:rPr>
           <w:rFonts w:hint="eastAsia" w:ascii="Times New Roman" w:hAnsi="Times New Roman" w:eastAsia="FangSong" w:cs="Times New Roman"/>
         </w:rPr>
         <w:t>有</w:t>
       </w:r>
       <w:r>
         <w:rPr>
-          <w:rStyle w:val="VerbatimChar"/>
           <w:rFonts w:hint="eastAsia" w:ascii="Times New Roman" w:hAnsi="Times New Roman" w:eastAsia="Times New Roman" w:cs="Times New Roman"/>
         </w:rPr>
         <w:t>Hg(OAc)</w:t>
       </w:r>
       <w:r>
         <w:rPr>
-          <w:rStyle w:val="VerbatimChar"/>
           <w:rFonts w:hint="eastAsia" w:ascii="Times New Roman" w:hAnsi="Times New Roman" w:eastAsia="Times New Roman" w:cs="Times New Roman"/>
           <w:vertAlign w:val="subscript"/>
         </w:rPr>
@@ -26422,76 +26378,63 @@
       </w:r>
       <w:r>
         <w:rPr>
-          <w:rStyle w:val="VerbatimChar"/>
           <w:rFonts w:hint="eastAsia" w:ascii="Times New Roman" w:hAnsi="Times New Roman" w:eastAsia="Times New Roman" w:cs="Times New Roman"/>
         </w:rPr>
         <w:t>?</w:t>
       </w:r>
       <w:r>
         <w:rPr>
-          <w:rStyle w:val="VerbatimChar"/>
           <w:rFonts w:ascii="Times New Roman" w:hAnsi="Times New Roman" w:eastAsia="Times New Roman" w:cs="Times New Roman"/>
         </w:rPr>
         <w:t xml:space="preserve"> → </w:t>
       </w:r>
       <w:r>
         <w:rPr>
-          <w:rStyle w:val="VerbatimChar"/>
           <w:rFonts w:hint="eastAsia" w:ascii="Times New Roman" w:hAnsi="Times New Roman" w:eastAsia="FangSong" w:cs="Times New Roman"/>
         </w:rPr>
         <w:t>羟汞化</w:t>
       </w:r>
       <w:r>
         <w:rPr>
-          <w:rStyle w:val="VerbatimChar"/>
           <w:rFonts w:hint="eastAsia" w:ascii="Times New Roman" w:hAnsi="Times New Roman" w:eastAsia="Times New Roman" w:cs="Times New Roman"/>
         </w:rPr>
         <w:t>(</w:t>
       </w:r>
       <w:r>
         <w:rPr>
-          <w:rStyle w:val="VerbatimChar"/>
           <w:rFonts w:hint="eastAsia" w:ascii="Times New Roman" w:hAnsi="Times New Roman" w:eastAsia="FangSong" w:cs="Times New Roman"/>
         </w:rPr>
         <w:t>马氏</w:t>
       </w:r>
       <w:r>
         <w:rPr>
-          <w:rStyle w:val="VerbatimChar"/>
           <w:rFonts w:hint="eastAsia" w:ascii="Times New Roman" w:hAnsi="Times New Roman" w:eastAsia="Times New Roman" w:cs="Times New Roman"/>
         </w:rPr>
         <w:t>+anti)</w:t>
       </w:r>
-      <w:r>
-        <w:rPr>
-          <w:rFonts w:ascii="Times New Roman" w:hAnsi="Times New Roman" w:eastAsia="Times New Roman" w:cs="Times New Roman"/>
-        </w:rPr>
-        <w:br/>
-      </w:r>
-      <w:r>
-        <w:rPr>
-          <w:rStyle w:val="VerbatimChar"/>
-          <w:rFonts w:ascii="Times New Roman" w:hAnsi="Times New Roman" w:eastAsia="Times New Roman" w:cs="Times New Roman"/>
-        </w:rPr>
-        <w:t xml:space="preserve">│   │   └── </w:t>
-      </w:r>
-      <w:r>
-        <w:rPr>
-          <w:rStyle w:val="VerbatimChar"/>
+    </w:p>
+    <w:p>
+      <w:pPr>
+        <w:pStyle w:val="Compact"/>
+        <w:numPr>
+          <w:ilvl w:val="3"/>
+          <w:numId w:val="1017"/>
+        </w:numPr>
+      </w:pPr>
+      <w:r>
+        <w:rPr>
           <w:rFonts w:hint="eastAsia" w:ascii="Times New Roman" w:hAnsi="Times New Roman" w:eastAsia="FangSong" w:cs="Times New Roman"/>
         </w:rPr>
         <w:t>普通</w:t>
       </w:r>
       <w:r>
         <w:rPr>
-          <w:rStyle w:val="VerbatimChar"/>
           <w:rFonts w:hint="eastAsia" w:ascii="Times New Roman" w:hAnsi="Times New Roman" w:eastAsia="Times New Roman" w:cs="Times New Roman"/>
         </w:rPr>
         <w:t>HX/X</w:t>
       </w:r>
       <w:r>
         <w:rPr>
-          <w:rStyle w:val="VerbatimChar"/>
           <w:rFonts w:hint="eastAsia" w:ascii="Times New Roman" w:hAnsi="Times New Roman" w:eastAsia="Times New Roman" w:cs="Times New Roman"/>
           <w:vertAlign w:val="subscript"/>
         </w:rPr>
@@ -26499,14 +26442,12 @@
       </w:r>
       <w:r>
         <w:rPr>
-          <w:rStyle w:val="VerbatimChar"/>
           <w:rFonts w:hint="eastAsia" w:ascii="Times New Roman" w:hAnsi="Times New Roman" w:eastAsia="Times New Roman" w:cs="Times New Roman"/>
         </w:rPr>
         <w:t>/H</w:t>
       </w:r>
       <w:r>
         <w:rPr>
-          <w:rStyle w:val="VerbatimChar"/>
           <w:rFonts w:hint="eastAsia" w:ascii="Times New Roman" w:hAnsi="Times New Roman" w:eastAsia="Times New Roman" w:cs="Times New Roman"/>
           <w:vertAlign w:val="subscript"/>
         </w:rPr>
@@ -26514,110 +26455,90 @@
       </w:r>
       <w:r>
         <w:rPr>
-          <w:rStyle w:val="VerbatimChar"/>
           <w:rFonts w:hint="eastAsia" w:ascii="Times New Roman" w:hAnsi="Times New Roman" w:eastAsia="Times New Roman" w:cs="Times New Roman"/>
         </w:rPr>
         <w:t>O</w:t>
       </w:r>
       <w:r>
         <w:rPr>
-          <w:rStyle w:val="VerbatimChar"/>
           <w:rFonts w:ascii="Times New Roman" w:hAnsi="Times New Roman" w:eastAsia="Times New Roman" w:cs="Times New Roman"/>
         </w:rPr>
         <w:t xml:space="preserve"> → </w:t>
       </w:r>
       <w:r>
         <w:rPr>
-          <w:rStyle w:val="VerbatimChar"/>
           <w:rFonts w:hint="eastAsia" w:ascii="Times New Roman" w:hAnsi="Times New Roman" w:eastAsia="FangSong" w:cs="Times New Roman"/>
         </w:rPr>
         <w:t xml:space="preserve">亲电加成</w:t>
       </w:r>
-      <w:r>
-        <w:rPr>
-          <w:rFonts w:ascii="Times New Roman" w:hAnsi="Times New Roman" w:eastAsia="Times New Roman" w:cs="Times New Roman"/>
-        </w:rPr>
-        <w:br/>
-      </w:r>
-      <w:r>
-        <w:rPr>
-          <w:rStyle w:val="VerbatimChar"/>
-          <w:rFonts w:ascii="Times New Roman" w:hAnsi="Times New Roman" w:eastAsia="Times New Roman" w:cs="Times New Roman"/>
-        </w:rPr>
-        <w:t xml:space="preserve">│   │       ├── </w:t>
-      </w:r>
-      <w:r>
-        <w:rPr>
-          <w:rStyle w:val="VerbatimChar"/>
+    </w:p>
+    <w:p>
+      <w:pPr>
+        <w:pStyle w:val="Compact"/>
+        <w:numPr>
+          <w:ilvl w:val="4"/>
+          <w:numId w:val="1018"/>
+        </w:numPr>
+      </w:pPr>
+      <w:r>
+        <w:rPr>
           <w:rFonts w:hint="eastAsia" w:ascii="Times New Roman" w:hAnsi="Times New Roman" w:eastAsia="Times New Roman" w:cs="Times New Roman"/>
         </w:rPr>
         <w:t>HX→</w:t>
       </w:r>
       <w:r>
         <w:rPr>
-          <w:rStyle w:val="VerbatimChar"/>
           <w:rFonts w:hint="eastAsia" w:ascii="Times New Roman" w:hAnsi="Times New Roman" w:eastAsia="FangSong" w:cs="Times New Roman"/>
         </w:rPr>
         <w:t>碳正离子</w:t>
       </w:r>
       <w:r>
         <w:rPr>
-          <w:rStyle w:val="VerbatimChar"/>
           <w:rFonts w:hint="eastAsia" w:ascii="Times New Roman" w:hAnsi="Times New Roman" w:eastAsia="Times New Roman" w:cs="Times New Roman"/>
         </w:rPr>
         <w:t>→</w:t>
       </w:r>
       <w:r>
         <w:rPr>
-          <w:rStyle w:val="VerbatimChar"/>
           <w:rFonts w:hint="eastAsia" w:ascii="Times New Roman" w:hAnsi="Times New Roman" w:eastAsia="FangSong" w:cs="Times New Roman"/>
         </w:rPr>
         <w:t>马氏</w:t>
       </w:r>
       <w:r>
         <w:rPr>
-          <w:rStyle w:val="VerbatimChar"/>
           <w:rFonts w:hint="eastAsia" w:ascii="Times New Roman" w:hAnsi="Times New Roman" w:eastAsia="Times New Roman" w:cs="Times New Roman"/>
         </w:rPr>
         <w:t>(</w:t>
       </w:r>
       <w:r>
         <w:rPr>
-          <w:rStyle w:val="VerbatimChar"/>
           <w:rFonts w:hint="eastAsia" w:ascii="Times New Roman" w:hAnsi="Times New Roman" w:eastAsia="FangSong" w:cs="Times New Roman"/>
         </w:rPr>
         <w:t>检查重排</w:t>
       </w:r>
       <w:r>
         <w:rPr>
-          <w:rStyle w:val="VerbatimChar"/>
           <w:rFonts w:hint="eastAsia" w:ascii="Times New Roman" w:hAnsi="Times New Roman" w:eastAsia="Times New Roman" w:cs="Times New Roman"/>
         </w:rPr>
         <w:t>!)</w:t>
       </w:r>
-      <w:r>
-        <w:rPr>
-          <w:rFonts w:ascii="Times New Roman" w:hAnsi="Times New Roman" w:eastAsia="Times New Roman" w:cs="Times New Roman"/>
-        </w:rPr>
-        <w:br/>
-      </w:r>
-      <w:r>
-        <w:rPr>
-          <w:rStyle w:val="VerbatimChar"/>
-          <w:rFonts w:ascii="Times New Roman" w:hAnsi="Times New Roman" w:eastAsia="Times New Roman" w:cs="Times New Roman"/>
-        </w:rPr>
-        <w:t xml:space="preserve">│   │       └── </w:t>
-      </w:r>
-      <w:r>
-        <w:rPr>
-          <w:rStyle w:val="VerbatimChar"/>
+    </w:p>
+    <w:p>
+      <w:pPr>
+        <w:pStyle w:val="Compact"/>
+        <w:numPr>
+          <w:ilvl w:val="4"/>
+          <w:numId w:val="1018"/>
+        </w:numPr>
+      </w:pPr>
+      <w:r>
+        <w:rPr>
           <w:rFonts w:hint="eastAsia" w:ascii="Times New Roman" w:hAnsi="Times New Roman" w:eastAsia="Times New Roman" w:cs="Times New Roman"/>
         </w:rPr>
         <w:t>X</w:t>
       </w:r>
       <w:r>
         <w:rPr>
-          <w:rStyle w:val="VerbatimChar"/>
           <w:rFonts w:hint="eastAsia" w:ascii="Times New Roman" w:hAnsi="Times New Roman" w:eastAsia="Times New Roman" w:cs="Times New Roman"/>
           <w:vertAlign w:val="subscript"/>
         </w:rPr>
@@ -26625,460 +26546,375 @@
       </w:r>
       <w:r>
         <w:rPr>
-          <w:rStyle w:val="VerbatimChar"/>
           <w:rFonts w:hint="eastAsia" w:ascii="Times New Roman" w:hAnsi="Times New Roman" w:eastAsia="Times New Roman" w:cs="Times New Roman"/>
         </w:rPr>
         <w:t>→</w:t>
       </w:r>
       <w:r>
         <w:rPr>
-          <w:rStyle w:val="VerbatimChar"/>
           <w:rFonts w:hint="eastAsia" w:ascii="Times New Roman" w:hAnsi="Times New Roman" w:eastAsia="FangSong" w:cs="Times New Roman"/>
         </w:rPr>
         <w:t>鎓离子</w:t>
       </w:r>
       <w:r>
         <w:rPr>
-          <w:rStyle w:val="VerbatimChar"/>
           <w:rFonts w:hint="eastAsia" w:ascii="Times New Roman" w:hAnsi="Times New Roman" w:eastAsia="Times New Roman" w:cs="Times New Roman"/>
         </w:rPr>
         <w:t>→</w:t>
       </w:r>
       <w:r>
         <w:rPr>
-          <w:rStyle w:val="VerbatimChar"/>
           <w:rFonts w:hint="eastAsia" w:ascii="Times New Roman" w:hAnsi="Times New Roman" w:eastAsia="FangSong" w:cs="Times New Roman"/>
         </w:rPr>
         <w:t>反式加成</w:t>
       </w:r>
-      <w:r>
-        <w:rPr>
-          <w:rFonts w:ascii="Times New Roman" w:hAnsi="Times New Roman" w:eastAsia="Times New Roman" w:cs="Times New Roman"/>
-        </w:rPr>
-        <w:br/>
-      </w:r>
-      <w:r>
-        <w:rPr>
-          <w:rStyle w:val="VerbatimChar"/>
-          <w:rFonts w:ascii="Times New Roman" w:hAnsi="Times New Roman" w:eastAsia="Times New Roman" w:cs="Times New Roman"/>
-        </w:rPr>
-        <w:t xml:space="preserve">│   ├── </w:t>
-      </w:r>
-      <w:r>
-        <w:rPr>
-          <w:rStyle w:val="VerbatimChar"/>
+    </w:p>
+    <w:p>
+      <w:pPr>
+        <w:pStyle w:val="Compact"/>
+        <w:numPr>
+          <w:ilvl w:val="2"/>
+          <w:numId w:val="1016"/>
+        </w:numPr>
+      </w:pPr>
+      <w:r>
+        <w:rPr>
           <w:rFonts w:hint="eastAsia" w:ascii="Times New Roman" w:hAnsi="Times New Roman" w:eastAsia="FangSong" w:cs="Times New Roman"/>
         </w:rPr>
         <w:t xml:space="preserve">共轭二烯</w:t>
       </w:r>
       <w:r>
         <w:rPr>
-          <w:rStyle w:val="VerbatimChar"/>
           <w:rFonts w:ascii="Times New Roman" w:hAnsi="Times New Roman" w:eastAsia="Times New Roman" w:cs="Times New Roman"/>
         </w:rPr>
         <w:t xml:space="preserve"> → 1,2- vs </w:t>
       </w:r>
       <w:r>
         <w:rPr>
-          <w:rStyle w:val="VerbatimChar"/>
           <w:rFonts w:hint="eastAsia" w:ascii="Times New Roman" w:hAnsi="Times New Roman" w:eastAsia="Times New Roman" w:cs="Times New Roman"/>
         </w:rPr>
         <w:t>1,4-</w:t>
       </w:r>
       <w:r>
         <w:rPr>
-          <w:rStyle w:val="VerbatimChar"/>
           <w:rFonts w:hint="eastAsia" w:ascii="Times New Roman" w:hAnsi="Times New Roman" w:eastAsia="FangSong" w:cs="Times New Roman"/>
         </w:rPr>
         <w:t>加成分流</w:t>
       </w:r>
-      <w:r>
-        <w:rPr>
-          <w:rFonts w:ascii="Times New Roman" w:hAnsi="Times New Roman" w:eastAsia="Times New Roman" w:cs="Times New Roman"/>
-        </w:rPr>
-        <w:br/>
-      </w:r>
-      <w:r>
-        <w:rPr>
-          <w:rStyle w:val="VerbatimChar"/>
-          <w:rFonts w:ascii="Times New Roman" w:hAnsi="Times New Roman" w:eastAsia="Times New Roman" w:cs="Times New Roman"/>
-        </w:rPr>
-        <w:t xml:space="preserve">│   │   ├── </w:t>
-      </w:r>
-      <w:r>
-        <w:rPr>
-          <w:rStyle w:val="VerbatimChar"/>
+    </w:p>
+    <w:p>
+      <w:pPr>
+        <w:pStyle w:val="Compact"/>
+        <w:numPr>
+          <w:ilvl w:val="3"/>
+          <w:numId w:val="1019"/>
+        </w:numPr>
+      </w:pPr>
+      <w:r>
+        <w:rPr>
           <w:rFonts w:hint="eastAsia" w:ascii="Times New Roman" w:hAnsi="Times New Roman" w:eastAsia="FangSong" w:cs="Times New Roman"/>
         </w:rPr>
         <w:t xml:space="preserve">低温</w:t>
       </w:r>
       <w:r>
         <w:rPr>
-          <w:rStyle w:val="VerbatimChar"/>
           <w:rFonts w:ascii="Times New Roman" w:hAnsi="Times New Roman" w:eastAsia="Times New Roman" w:cs="Times New Roman"/>
         </w:rPr>
         <w:t xml:space="preserve"> → </w:t>
       </w:r>
       <w:r>
         <w:rPr>
-          <w:rStyle w:val="VerbatimChar"/>
           <w:rFonts w:hint="eastAsia" w:ascii="Times New Roman" w:hAnsi="Times New Roman" w:eastAsia="Times New Roman" w:cs="Times New Roman"/>
         </w:rPr>
         <w:t>1,2-(</w:t>
       </w:r>
       <w:r>
         <w:rPr>
-          <w:rStyle w:val="VerbatimChar"/>
           <w:rFonts w:hint="eastAsia" w:ascii="Times New Roman" w:hAnsi="Times New Roman" w:eastAsia="FangSong" w:cs="Times New Roman"/>
         </w:rPr>
         <w:t>动力学</w:t>
       </w:r>
       <w:r>
         <w:rPr>
-          <w:rStyle w:val="VerbatimChar"/>
           <w:rFonts w:hint="eastAsia" w:ascii="Times New Roman" w:hAnsi="Times New Roman" w:eastAsia="Times New Roman" w:cs="Times New Roman"/>
         </w:rPr>
         <w:t>)</w:t>
       </w:r>
-      <w:r>
-        <w:rPr>
-          <w:rFonts w:ascii="Times New Roman" w:hAnsi="Times New Roman" w:eastAsia="Times New Roman" w:cs="Times New Roman"/>
-        </w:rPr>
-        <w:br/>
-      </w:r>
-      <w:r>
-        <w:rPr>
-          <w:rStyle w:val="VerbatimChar"/>
-          <w:rFonts w:ascii="Times New Roman" w:hAnsi="Times New Roman" w:eastAsia="Times New Roman" w:cs="Times New Roman"/>
-        </w:rPr>
-        <w:t xml:space="preserve">│   │   └── </w:t>
-      </w:r>
-      <w:r>
-        <w:rPr>
-          <w:rStyle w:val="VerbatimChar"/>
+    </w:p>
+    <w:p>
+      <w:pPr>
+        <w:pStyle w:val="Compact"/>
+        <w:numPr>
+          <w:ilvl w:val="3"/>
+          <w:numId w:val="1019"/>
+        </w:numPr>
+      </w:pPr>
+      <w:r>
+        <w:rPr>
           <w:rFonts w:hint="eastAsia" w:ascii="Times New Roman" w:hAnsi="Times New Roman" w:eastAsia="FangSong" w:cs="Times New Roman"/>
         </w:rPr>
         <w:t xml:space="preserve">高温</w:t>
       </w:r>
       <w:r>
         <w:rPr>
-          <w:rStyle w:val="VerbatimChar"/>
           <w:rFonts w:ascii="Times New Roman" w:hAnsi="Times New Roman" w:eastAsia="Times New Roman" w:cs="Times New Roman"/>
         </w:rPr>
         <w:t xml:space="preserve"> → </w:t>
       </w:r>
       <w:r>
         <w:rPr>
-          <w:rStyle w:val="VerbatimChar"/>
           <w:rFonts w:hint="eastAsia" w:ascii="Times New Roman" w:hAnsi="Times New Roman" w:eastAsia="Times New Roman" w:cs="Times New Roman"/>
         </w:rPr>
         <w:t>1,4-(</w:t>
       </w:r>
       <w:r>
         <w:rPr>
-          <w:rStyle w:val="VerbatimChar"/>
           <w:rFonts w:hint="eastAsia" w:ascii="Times New Roman" w:hAnsi="Times New Roman" w:eastAsia="FangSong" w:cs="Times New Roman"/>
         </w:rPr>
         <w:t>热力学</w:t>
       </w:r>
       <w:r>
         <w:rPr>
-          <w:rStyle w:val="VerbatimChar"/>
           <w:rFonts w:hint="eastAsia" w:ascii="Times New Roman" w:hAnsi="Times New Roman" w:eastAsia="Times New Roman" w:cs="Times New Roman"/>
         </w:rPr>
         <w:t>)</w:t>
       </w:r>
-      <w:r>
-        <w:rPr>
-          <w:rFonts w:ascii="Times New Roman" w:hAnsi="Times New Roman" w:eastAsia="Times New Roman" w:cs="Times New Roman"/>
-        </w:rPr>
-        <w:br/>
-      </w:r>
-      <w:r>
-        <w:rPr>
-          <w:rStyle w:val="VerbatimChar"/>
-          <w:rFonts w:ascii="Times New Roman" w:hAnsi="Times New Roman" w:eastAsia="Times New Roman" w:cs="Times New Roman"/>
-        </w:rPr>
-        <w:t xml:space="preserve">│   ├── </w:t>
-      </w:r>
-      <w:r>
-        <w:rPr>
-          <w:rStyle w:val="VerbatimChar"/>
+    </w:p>
+    <w:p>
+      <w:pPr>
+        <w:pStyle w:val="Compact"/>
+        <w:numPr>
+          <w:ilvl w:val="2"/>
+          <w:numId w:val="1016"/>
+        </w:numPr>
+      </w:pPr>
+      <w:r>
+        <w:rPr>
           <w:rFonts w:hint="eastAsia" w:ascii="Times New Roman" w:hAnsi="Times New Roman" w:eastAsia="FangSong" w:cs="Times New Roman"/>
         </w:rPr>
         <w:t>羰基</w:t>
       </w:r>
       <w:r>
         <w:rPr>
-          <w:rStyle w:val="VerbatimChar"/>
           <w:rFonts w:hint="eastAsia" w:ascii="Times New Roman" w:hAnsi="Times New Roman" w:eastAsia="Times New Roman" w:cs="Times New Roman"/>
         </w:rPr>
         <w:t>(C=O)</w:t>
       </w:r>
       <w:r>
         <w:rPr>
-          <w:rStyle w:val="VerbatimChar"/>
           <w:rFonts w:ascii="Times New Roman" w:hAnsi="Times New Roman" w:eastAsia="Times New Roman" w:cs="Times New Roman"/>
         </w:rPr>
         <w:t xml:space="preserve"> → </w:t>
       </w:r>
       <w:r>
         <w:rPr>
-          <w:rStyle w:val="VerbatimChar"/>
           <w:rFonts w:hint="eastAsia" w:ascii="Times New Roman" w:hAnsi="Times New Roman" w:eastAsia="FangSong" w:cs="Times New Roman"/>
         </w:rPr>
         <w:t xml:space="preserve">亲核加成</w:t>
       </w:r>
-      <w:r>
-        <w:rPr>
-          <w:rFonts w:ascii="Times New Roman" w:hAnsi="Times New Roman" w:eastAsia="Times New Roman" w:cs="Times New Roman"/>
-        </w:rPr>
-        <w:br/>
-      </w:r>
-      <w:r>
-        <w:rPr>
-          <w:rStyle w:val="VerbatimChar"/>
-          <w:rFonts w:ascii="Times New Roman" w:hAnsi="Times New Roman" w:eastAsia="Times New Roman" w:cs="Times New Roman"/>
-        </w:rPr>
-        <w:t xml:space="preserve">│   │   ├── </w:t>
-      </w:r>
-      <w:r>
-        <w:rPr>
-          <w:rStyle w:val="VerbatimChar"/>
+    </w:p>
+    <w:p>
+      <w:pPr>
+        <w:pStyle w:val="Compact"/>
+        <w:numPr>
+          <w:ilvl w:val="3"/>
+          <w:numId w:val="1020"/>
+        </w:numPr>
+      </w:pPr>
+      <w:r>
+        <w:rPr>
           <w:rFonts w:hint="eastAsia" w:ascii="Times New Roman" w:hAnsi="Times New Roman" w:eastAsia="FangSong" w:cs="Times New Roman"/>
         </w:rPr>
         <w:t xml:space="preserve">醛</w:t>
       </w:r>
       <w:r>
         <w:rPr>
-          <w:rStyle w:val="VerbatimChar"/>
           <w:rFonts w:ascii="Times New Roman" w:hAnsi="Times New Roman" w:eastAsia="Times New Roman" w:cs="Times New Roman"/>
         </w:rPr>
         <w:t xml:space="preserve"> &gt; </w:t>
       </w:r>
       <w:r>
         <w:rPr>
-          <w:rStyle w:val="VerbatimChar"/>
           <w:rFonts w:hint="eastAsia" w:ascii="Times New Roman" w:hAnsi="Times New Roman" w:eastAsia="FangSong" w:cs="Times New Roman"/>
         </w:rPr>
         <w:t>酮</w:t>
       </w:r>
       <w:r>
         <w:rPr>
-          <w:rStyle w:val="VerbatimChar"/>
           <w:rFonts w:hint="eastAsia" w:ascii="Times New Roman" w:hAnsi="Times New Roman" w:eastAsia="Times New Roman" w:cs="Times New Roman"/>
         </w:rPr>
         <w:t>(</w:t>
       </w:r>
       <w:r>
         <w:rPr>
-          <w:rStyle w:val="VerbatimChar"/>
           <w:rFonts w:hint="eastAsia" w:ascii="Times New Roman" w:hAnsi="Times New Roman" w:eastAsia="FangSong" w:cs="Times New Roman"/>
         </w:rPr>
         <w:t>反应速率</w:t>
       </w:r>
       <w:r>
         <w:rPr>
-          <w:rStyle w:val="VerbatimChar"/>
           <w:rFonts w:hint="eastAsia" w:ascii="Times New Roman" w:hAnsi="Times New Roman" w:eastAsia="Times New Roman" w:cs="Times New Roman"/>
         </w:rPr>
         <w:t>)</w:t>
       </w:r>
-      <w:r>
-        <w:rPr>
-          <w:rFonts w:ascii="Times New Roman" w:hAnsi="Times New Roman" w:eastAsia="Times New Roman" w:cs="Times New Roman"/>
-        </w:rPr>
-        <w:br/>
-      </w:r>
-      <w:r>
-        <w:rPr>
-          <w:rStyle w:val="VerbatimChar"/>
-          <w:rFonts w:ascii="Times New Roman" w:hAnsi="Times New Roman" w:eastAsia="Times New Roman" w:cs="Times New Roman"/>
-        </w:rPr>
-        <w:t xml:space="preserve">│   │   └── </w:t>
-      </w:r>
-      <w:r>
-        <w:rPr>
-          <w:rStyle w:val="VerbatimChar"/>
+    </w:p>
+    <w:p>
+      <w:pPr>
+        <w:pStyle w:val="Compact"/>
+        <w:numPr>
+          <w:ilvl w:val="3"/>
+          <w:numId w:val="1020"/>
+        </w:numPr>
+      </w:pPr>
+      <w:r>
+        <w:rPr>
           <w:rFonts w:hint="eastAsia" w:ascii="Times New Roman" w:hAnsi="Times New Roman" w:eastAsia="FangSong" w:cs="Times New Roman"/>
         </w:rPr>
         <w:t>酸催化</w:t>
       </w:r>
       <w:r>
         <w:rPr>
-          <w:rStyle w:val="VerbatimChar"/>
           <w:rFonts w:hint="eastAsia" w:ascii="Times New Roman" w:hAnsi="Times New Roman" w:eastAsia="Times New Roman" w:cs="Times New Roman"/>
         </w:rPr>
         <w:t>(</w:t>
       </w:r>
       <w:r>
         <w:rPr>
-          <w:rStyle w:val="VerbatimChar"/>
           <w:rFonts w:hint="eastAsia" w:ascii="Times New Roman" w:hAnsi="Times New Roman" w:eastAsia="FangSong" w:cs="Times New Roman"/>
         </w:rPr>
         <w:t>弱</w:t>
       </w:r>
       <w:r>
         <w:rPr>
-          <w:rStyle w:val="VerbatimChar"/>
           <w:rFonts w:hint="eastAsia" w:ascii="Times New Roman" w:hAnsi="Times New Roman" w:eastAsia="Times New Roman" w:cs="Times New Roman"/>
         </w:rPr>
         <w:t>Nu)</w:t>
       </w:r>
       <w:r>
         <w:rPr>
-          <w:rStyle w:val="VerbatimChar"/>
           <w:rFonts w:ascii="Times New Roman" w:hAnsi="Times New Roman" w:eastAsia="Times New Roman" w:cs="Times New Roman"/>
         </w:rPr>
         <w:t xml:space="preserve"> vs </w:t>
       </w:r>
       <w:r>
         <w:rPr>
-          <w:rStyle w:val="VerbatimChar"/>
           <w:rFonts w:hint="eastAsia" w:ascii="Times New Roman" w:hAnsi="Times New Roman" w:eastAsia="FangSong" w:cs="Times New Roman"/>
         </w:rPr>
         <w:t>碱催化</w:t>
       </w:r>
       <w:r>
         <w:rPr>
-          <w:rStyle w:val="VerbatimChar"/>
           <w:rFonts w:hint="eastAsia" w:ascii="Times New Roman" w:hAnsi="Times New Roman" w:eastAsia="Times New Roman" w:cs="Times New Roman"/>
         </w:rPr>
         <w:t>(</w:t>
       </w:r>
       <w:r>
         <w:rPr>
-          <w:rStyle w:val="VerbatimChar"/>
           <w:rFonts w:hint="eastAsia" w:ascii="Times New Roman" w:hAnsi="Times New Roman" w:eastAsia="FangSong" w:cs="Times New Roman"/>
         </w:rPr>
         <w:t>强</w:t>
       </w:r>
       <w:r>
         <w:rPr>
-          <w:rStyle w:val="VerbatimChar"/>
           <w:rFonts w:hint="eastAsia" w:ascii="Times New Roman" w:hAnsi="Times New Roman" w:eastAsia="Times New Roman" w:cs="Times New Roman"/>
         </w:rPr>
         <w:t>Nu)</w:t>
       </w:r>
-      <w:r>
-        <w:rPr>
-          <w:rFonts w:ascii="Times New Roman" w:hAnsi="Times New Roman" w:eastAsia="Times New Roman" w:cs="Times New Roman"/>
-        </w:rPr>
-        <w:br/>
-      </w:r>
-      <w:r>
-        <w:rPr>
-          <w:rStyle w:val="VerbatimChar"/>
-          <w:rFonts w:ascii="Times New Roman" w:hAnsi="Times New Roman" w:eastAsia="Times New Roman" w:cs="Times New Roman"/>
-        </w:rPr>
-        <w:t xml:space="preserve">│   └── </w:t>
-      </w:r>
-      <w:r>
-        <w:rPr>
-          <w:rStyle w:val="VerbatimChar"/>
+    </w:p>
+    <w:p>
+      <w:pPr>
+        <w:pStyle w:val="Compact"/>
+        <w:numPr>
+          <w:ilvl w:val="2"/>
+          <w:numId w:val="1016"/>
+        </w:numPr>
+      </w:pPr>
+      <w:r>
+        <w:rPr>
           <w:rFonts w:hint="eastAsia" w:ascii="Times New Roman" w:hAnsi="Times New Roman" w:eastAsia="Times New Roman" w:cs="Times New Roman"/>
         </w:rPr>
         <w:t>α,β-</w:t>
       </w:r>
       <w:r>
         <w:rPr>
-          <w:rStyle w:val="VerbatimChar"/>
           <w:rFonts w:hint="eastAsia" w:ascii="Times New Roman" w:hAnsi="Times New Roman" w:eastAsia="FangSong" w:cs="Times New Roman"/>
         </w:rPr>
         <w:t>不饱和羰基</w:t>
       </w:r>
       <w:r>
         <w:rPr>
-          <w:rStyle w:val="VerbatimChar"/>
           <w:rFonts w:ascii="Times New Roman" w:hAnsi="Times New Roman" w:eastAsia="Times New Roman" w:cs="Times New Roman"/>
         </w:rPr>
         <w:t xml:space="preserve"> → 1,2- vs 1,4-</w:t>
       </w:r>
-      <w:r>
-        <w:rPr>
-          <w:rFonts w:ascii="Times New Roman" w:hAnsi="Times New Roman" w:eastAsia="Times New Roman" w:cs="Times New Roman"/>
-        </w:rPr>
-        <w:br/>
-      </w:r>
-      <w:r>
-        <w:rPr>
-          <w:rStyle w:val="VerbatimChar"/>
-          <w:rFonts w:ascii="Times New Roman" w:hAnsi="Times New Roman" w:eastAsia="Times New Roman" w:cs="Times New Roman"/>
-        </w:rPr>
-        <w:t xml:space="preserve">│       ├── </w:t>
-      </w:r>
-      <w:r>
-        <w:rPr>
-          <w:rStyle w:val="VerbatimChar"/>
+    </w:p>
+    <w:p>
+      <w:pPr>
+        <w:pStyle w:val="Compact"/>
+        <w:numPr>
+          <w:ilvl w:val="3"/>
+          <w:numId w:val="1021"/>
+        </w:numPr>
+      </w:pPr>
+      <w:r>
+        <w:rPr>
           <w:rFonts w:hint="eastAsia" w:ascii="Times New Roman" w:hAnsi="Times New Roman" w:eastAsia="FangSong" w:cs="Times New Roman"/>
         </w:rPr>
         <w:t>硬亲核</w:t>
       </w:r>
       <w:r>
         <w:rPr>
-          <w:rStyle w:val="VerbatimChar"/>
           <w:rFonts w:hint="eastAsia" w:ascii="Times New Roman" w:hAnsi="Times New Roman" w:eastAsia="Times New Roman" w:cs="Times New Roman"/>
         </w:rPr>
         <w:t>(RMgX/RLi)</w:t>
       </w:r>
       <w:r>
         <w:rPr>
-          <w:rStyle w:val="VerbatimChar"/>
           <w:rFonts w:ascii="Times New Roman" w:hAnsi="Times New Roman" w:eastAsia="Times New Roman" w:cs="Times New Roman"/>
         </w:rPr>
         <w:t xml:space="preserve"> → </w:t>
       </w:r>
       <w:r>
         <w:rPr>
-          <w:rStyle w:val="VerbatimChar"/>
           <w:rFonts w:hint="eastAsia" w:ascii="Times New Roman" w:hAnsi="Times New Roman" w:eastAsia="Times New Roman" w:cs="Times New Roman"/>
         </w:rPr>
         <w:t>1,2-(</w:t>
       </w:r>
       <w:r>
         <w:rPr>
-          <w:rStyle w:val="VerbatimChar"/>
           <w:rFonts w:hint="eastAsia" w:ascii="Times New Roman" w:hAnsi="Times New Roman" w:eastAsia="FangSong" w:cs="Times New Roman"/>
         </w:rPr>
         <w:t>羰基碳</w:t>
       </w:r>
       <w:r>
         <w:rPr>
-          <w:rStyle w:val="VerbatimChar"/>
           <w:rFonts w:hint="eastAsia" w:ascii="Times New Roman" w:hAnsi="Times New Roman" w:eastAsia="Times New Roman" w:cs="Times New Roman"/>
         </w:rPr>
         <w:t>)</w:t>
       </w:r>
-      <w:r>
-        <w:rPr>
-          <w:rFonts w:ascii="Times New Roman" w:hAnsi="Times New Roman" w:eastAsia="Times New Roman" w:cs="Times New Roman"/>
-        </w:rPr>
-        <w:br/>
-      </w:r>
-      <w:r>
-        <w:rPr>
-          <w:rStyle w:val="VerbatimChar"/>
-          <w:rFonts w:ascii="Times New Roman" w:hAnsi="Times New Roman" w:eastAsia="Times New Roman" w:cs="Times New Roman"/>
-        </w:rPr>
-        <w:t xml:space="preserve">│       └── </w:t>
-      </w:r>
-      <w:r>
-        <w:rPr>
-          <w:rStyle w:val="VerbatimChar"/>
+    </w:p>
+    <w:p>
+      <w:pPr>
+        <w:pStyle w:val="Compact"/>
+        <w:numPr>
+          <w:ilvl w:val="3"/>
+          <w:numId w:val="1021"/>
+        </w:numPr>
+      </w:pPr>
+      <w:r>
+        <w:rPr>
           <w:rFonts w:hint="eastAsia" w:ascii="Times New Roman" w:hAnsi="Times New Roman" w:eastAsia="FangSong" w:cs="Times New Roman"/>
         </w:rPr>
         <w:t>软亲核</w:t>
       </w:r>
       <w:r>
         <w:rPr>
-          <w:rStyle w:val="VerbatimChar"/>
           <w:rFonts w:hint="eastAsia" w:ascii="Times New Roman" w:hAnsi="Times New Roman" w:eastAsia="Times New Roman" w:cs="Times New Roman"/>
         </w:rPr>
         <w:t>(R</w:t>
       </w:r>
       <w:r>
         <w:rPr>
-          <w:rStyle w:val="VerbatimChar"/>
           <w:rFonts w:hint="eastAsia" w:ascii="Times New Roman" w:hAnsi="Times New Roman" w:eastAsia="Times New Roman" w:cs="Times New Roman"/>
           <w:vertAlign w:val="subscript"/>
         </w:rPr>
@@ -27086,14 +26922,12 @@
       </w:r>
       <w:r>
         <w:rPr>
-          <w:rStyle w:val="VerbatimChar"/>
           <w:rFonts w:hint="eastAsia" w:ascii="Times New Roman" w:hAnsi="Times New Roman" w:eastAsia="Times New Roman" w:cs="Times New Roman"/>
         </w:rPr>
         <w:t>CuLi/RS</w:t>
       </w:r>
       <w:r>
         <w:rPr>
-          <w:rStyle w:val="VerbatimChar"/>
           <w:rFonts w:hint="eastAsia" w:ascii="Times New Roman" w:hAnsi="Times New Roman" w:eastAsia="Times New Roman" w:cs="Times New Roman"/>
           <w:vertAlign w:val="superscript"/>
         </w:rPr>
@@ -27101,172 +26935,141 @@
       </w:r>
       <w:r>
         <w:rPr>
-          <w:rStyle w:val="VerbatimChar"/>
           <w:rFonts w:hint="eastAsia" w:ascii="Times New Roman" w:hAnsi="Times New Roman" w:eastAsia="Times New Roman" w:cs="Times New Roman"/>
         </w:rPr>
         <w:t>)</w:t>
       </w:r>
       <w:r>
         <w:rPr>
-          <w:rStyle w:val="VerbatimChar"/>
           <w:rFonts w:ascii="Times New Roman" w:hAnsi="Times New Roman" w:eastAsia="Times New Roman" w:cs="Times New Roman"/>
         </w:rPr>
         <w:t xml:space="preserve"> → </w:t>
       </w:r>
       <w:r>
         <w:rPr>
-          <w:rStyle w:val="VerbatimChar"/>
           <w:rFonts w:hint="eastAsia" w:ascii="Times New Roman" w:hAnsi="Times New Roman" w:eastAsia="Times New Roman" w:cs="Times New Roman"/>
         </w:rPr>
         <w:t>1,4-(β-</w:t>
       </w:r>
       <w:r>
         <w:rPr>
-          <w:rStyle w:val="VerbatimChar"/>
           <w:rFonts w:hint="eastAsia" w:ascii="Times New Roman" w:hAnsi="Times New Roman" w:eastAsia="FangSong" w:cs="Times New Roman"/>
         </w:rPr>
         <w:t>碳</w:t>
       </w:r>
       <w:r>
         <w:rPr>
-          <w:rStyle w:val="VerbatimChar"/>
           <w:rFonts w:hint="eastAsia" w:ascii="Times New Roman" w:hAnsi="Times New Roman" w:eastAsia="Times New Roman" w:cs="Times New Roman"/>
         </w:rPr>
         <w:t>)</w:t>
       </w:r>
-      <w:r>
-        <w:rPr>
-          <w:rFonts w:ascii="Times New Roman" w:hAnsi="Times New Roman" w:eastAsia="Times New Roman" w:cs="Times New Roman"/>
-        </w:rPr>
-        <w:br/>
-      </w:r>
-      <w:r>
-        <w:rPr>
-          <w:rStyle w:val="VerbatimChar"/>
-          <w:rFonts w:ascii="Times New Roman" w:hAnsi="Times New Roman" w:eastAsia="Times New Roman" w:cs="Times New Roman"/>
-        </w:rPr>
-        <w:t xml:space="preserve">└── </w:t>
-      </w:r>
-      <w:r>
-        <w:rPr>
-          <w:rStyle w:val="VerbatimChar"/>
+    </w:p>
+    <w:p>
+      <w:pPr>
+        <w:pStyle w:val="Compact"/>
+        <w:numPr>
+          <w:ilvl w:val="1"/>
+          <w:numId w:val="1015"/>
+        </w:numPr>
+      </w:pPr>
+      <w:r>
+        <w:rPr>
           <w:rFonts w:hint="eastAsia" w:ascii="Times New Roman" w:hAnsi="Times New Roman" w:eastAsia="FangSong" w:cs="Times New Roman"/>
         </w:rPr>
         <w:t>最后问</w:t>
       </w:r>
       <w:r>
         <w:rPr>
-          <w:rStyle w:val="VerbatimChar"/>
           <w:rFonts w:hint="eastAsia" w:ascii="Times New Roman" w:hAnsi="Times New Roman" w:eastAsia="Times New Roman" w:cs="Times New Roman"/>
         </w:rPr>
         <w:t>：</w:t>
       </w:r>
       <w:r>
         <w:rPr>
-          <w:rStyle w:val="VerbatimChar"/>
           <w:rFonts w:hint="eastAsia" w:ascii="Times New Roman" w:hAnsi="Times New Roman" w:eastAsia="FangSong" w:cs="Times New Roman"/>
         </w:rPr>
         <w:t>会继续加成吗</w:t>
       </w:r>
       <w:r>
         <w:rPr>
-          <w:rStyle w:val="VerbatimChar"/>
           <w:rFonts w:hint="eastAsia" w:ascii="Times New Roman" w:hAnsi="Times New Roman" w:eastAsia="Times New Roman" w:cs="Times New Roman"/>
         </w:rPr>
         <w:t>?</w:t>
       </w:r>
       <w:r>
         <w:rPr>
-          <w:rStyle w:val="VerbatimChar"/>
           <w:rFonts w:hint="eastAsia" w:ascii="Times New Roman" w:hAnsi="Times New Roman" w:eastAsia="FangSong" w:cs="Times New Roman"/>
         </w:rPr>
         <w:t>需要后处理吗</w:t>
       </w:r>
       <w:r>
         <w:rPr>
-          <w:rStyle w:val="VerbatimChar"/>
           <w:rFonts w:hint="eastAsia" w:ascii="Times New Roman" w:hAnsi="Times New Roman" w:eastAsia="Times New Roman" w:cs="Times New Roman"/>
         </w:rPr>
         <w:t>?</w:t>
       </w:r>
-      <w:r>
-        <w:rPr>
-          <w:rFonts w:ascii="Times New Roman" w:hAnsi="Times New Roman" w:eastAsia="Times New Roman" w:cs="Times New Roman"/>
-        </w:rPr>
-        <w:br/>
-      </w:r>
-      <w:r>
-        <w:rPr>
-          <w:rStyle w:val="VerbatimChar"/>
-          <w:rFonts w:ascii="Times New Roman" w:hAnsi="Times New Roman" w:eastAsia="Times New Roman" w:cs="Times New Roman"/>
-        </w:rPr>
-        <w:t xml:space="preserve">    ├── </w:t>
-      </w:r>
-      <w:r>
-        <w:rPr>
-          <w:rStyle w:val="VerbatimChar"/>
+    </w:p>
+    <w:p>
+      <w:pPr>
+        <w:pStyle w:val="Compact"/>
+        <w:numPr>
+          <w:ilvl w:val="2"/>
+          <w:numId w:val="1022"/>
+        </w:numPr>
+      </w:pPr>
+      <w:r>
+        <w:rPr>
           <w:rFonts w:hint="eastAsia" w:ascii="Times New Roman" w:hAnsi="Times New Roman" w:eastAsia="FangSong" w:cs="Times New Roman"/>
         </w:rPr>
         <w:t>炔烃</w:t>
       </w:r>
       <w:r>
         <w:rPr>
-          <w:rStyle w:val="VerbatimChar"/>
           <w:rFonts w:hint="eastAsia" w:ascii="Times New Roman" w:hAnsi="Times New Roman" w:eastAsia="Times New Roman" w:cs="Times New Roman"/>
         </w:rPr>
         <w:t>→</w:t>
       </w:r>
       <w:r>
         <w:rPr>
-          <w:rStyle w:val="VerbatimChar"/>
           <w:rFonts w:hint="eastAsia" w:ascii="Times New Roman" w:hAnsi="Times New Roman" w:eastAsia="FangSong" w:cs="Times New Roman"/>
         </w:rPr>
         <w:t>检查是否停在烯烃</w:t>
       </w:r>
-      <w:r>
-        <w:rPr>
-          <w:rFonts w:ascii="Times New Roman" w:hAnsi="Times New Roman" w:eastAsia="Times New Roman" w:cs="Times New Roman"/>
-        </w:rPr>
-        <w:br/>
-      </w:r>
-      <w:r>
-        <w:rPr>
-          <w:rStyle w:val="VerbatimChar"/>
-          <w:rFonts w:ascii="Times New Roman" w:hAnsi="Times New Roman" w:eastAsia="Times New Roman" w:cs="Times New Roman"/>
-        </w:rPr>
-        <w:t xml:space="preserve">    └── </w:t>
-      </w:r>
-      <w:r>
-        <w:rPr>
-          <w:rStyle w:val="VerbatimChar"/>
+    </w:p>
+    <w:p>
+      <w:pPr>
+        <w:pStyle w:val="Compact"/>
+        <w:numPr>
+          <w:ilvl w:val="2"/>
+          <w:numId w:val="1022"/>
+        </w:numPr>
+      </w:pPr>
+      <w:r>
+        <w:rPr>
           <w:rFonts w:hint="eastAsia" w:ascii="Times New Roman" w:hAnsi="Times New Roman" w:eastAsia="FangSong" w:cs="Times New Roman"/>
         </w:rPr>
         <w:t>硼氢化</w:t>
       </w:r>
       <w:r>
         <w:rPr>
-          <w:rStyle w:val="VerbatimChar"/>
           <w:rFonts w:hint="eastAsia" w:ascii="Times New Roman" w:hAnsi="Times New Roman" w:eastAsia="Times New Roman" w:cs="Times New Roman"/>
         </w:rPr>
         <w:t>/</w:t>
       </w:r>
       <w:r>
         <w:rPr>
-          <w:rStyle w:val="VerbatimChar"/>
           <w:rFonts w:hint="eastAsia" w:ascii="Times New Roman" w:hAnsi="Times New Roman" w:eastAsia="FangSong" w:cs="Times New Roman"/>
         </w:rPr>
         <w:t>臭氧化</w:t>
       </w:r>
       <w:r>
         <w:rPr>
-          <w:rStyle w:val="VerbatimChar"/>
           <w:rFonts w:hint="eastAsia" w:ascii="Times New Roman" w:hAnsi="Times New Roman" w:eastAsia="Times New Roman" w:cs="Times New Roman"/>
         </w:rPr>
         <w:t>→</w:t>
       </w:r>
       <w:r>
         <w:rPr>
-          <w:rStyle w:val="VerbatimChar"/>
           <w:rFonts w:hint="eastAsia" w:ascii="Times New Roman" w:hAnsi="Times New Roman" w:eastAsia="FangSong" w:cs="Times New Roman"/>
         </w:rPr>
         <w:t>检查后处理步骤</w:t>
@@ -27297,7 +27100,7 @@
         <w:pStyle w:val="Compact"/>
         <w:numPr>
           <w:ilvl w:val="0"/>
-          <w:numId w:val="1014"/>
+          <w:numId w:val="1023"/>
         </w:numPr>
       </w:pPr>
       <w:r>
@@ -27372,7 +27175,7 @@
         <w:pStyle w:val="Compact"/>
         <w:numPr>
           <w:ilvl w:val="0"/>
-          <w:numId w:val="1014"/>
+          <w:numId w:val="1023"/>
         </w:numPr>
       </w:pPr>
       <w:r>
@@ -27447,7 +27250,7 @@
         <w:pStyle w:val="Compact"/>
         <w:numPr>
           <w:ilvl w:val="0"/>
-          <w:numId w:val="1014"/>
+          <w:numId w:val="1023"/>
         </w:numPr>
       </w:pPr>
       <w:r>
@@ -27510,7 +27313,7 @@
         <w:pStyle w:val="Compact"/>
         <w:numPr>
           <w:ilvl w:val="0"/>
-          <w:numId w:val="1014"/>
+          <w:numId w:val="1023"/>
         </w:numPr>
       </w:pPr>
       <w:r>
@@ -27573,7 +27376,7 @@
         <w:pStyle w:val="Compact"/>
         <w:numPr>
           <w:ilvl w:val="0"/>
-          <w:numId w:val="1014"/>
+          <w:numId w:val="1023"/>
         </w:numPr>
       </w:pPr>
       <w:r>
@@ -34049,6 +33852,33 @@
     <w:abstractNumId w:val="991"/>
   </w:num>
   <w:num w:numId="1014">
+    <w:abstractNumId w:val="991"/>
+  </w:num>
+  <w:num w:numId="1015">
+    <w:abstractNumId w:val="991"/>
+  </w:num>
+  <w:num w:numId="1016">
+    <w:abstractNumId w:val="991"/>
+  </w:num>
+  <w:num w:numId="1017">
+    <w:abstractNumId w:val="991"/>
+  </w:num>
+  <w:num w:numId="1018">
+    <w:abstractNumId w:val="991"/>
+  </w:num>
+  <w:num w:numId="1019">
+    <w:abstractNumId w:val="991"/>
+  </w:num>
+  <w:num w:numId="1020">
+    <w:abstractNumId w:val="991"/>
+  </w:num>
+  <w:num w:numId="1021">
+    <w:abstractNumId w:val="991"/>
+  </w:num>
+  <w:num w:numId="1022">
+    <w:abstractNumId w:val="991"/>
+  </w:num>
+  <w:num w:numId="1023">
     <w:abstractNumId w:val="991"/>
   </w:num>
 </w:numbering>

--- a/06-学生侧材料/讲义/有机化学/加成反应.docx
+++ b/06-学生侧材料/讲义/有机化学/加成反应.docx
@@ -1108,350 +1108,295 @@
     </w:p>
     <w:p>
       <w:pPr>
-        <w:pStyle w:val="SourceCode"/>
+        <w:pStyle w:val="BodyText"/>
+      </w:pPr>
+      <w:r>
+        <w:rPr>
+          <w:rFonts w:hint="eastAsia" w:ascii="Times New Roman" w:hAnsi="Times New Roman" w:eastAsia="FangSong" w:cs="Times New Roman"/>
+        </w:rPr>
+        <w:t>加成题三层判断法</w:t>
+      </w:r>
+      <w:r>
+        <w:rPr>
+          <w:rFonts w:hint="eastAsia" w:ascii="Times New Roman" w:hAnsi="Times New Roman" w:eastAsia="Times New Roman" w:cs="Times New Roman"/>
+        </w:rPr>
+        <w:t>：</w:t>
+      </w:r>
+    </w:p>
+    <w:p>
+      <w:pPr>
+        <w:pStyle w:val="BodyText"/>
+      </w:pPr>
+      <w:r>
+        <w:rPr>
+          <w:rFonts w:hint="eastAsia" w:ascii="Times New Roman" w:hAnsi="Times New Roman" w:eastAsia="FangSong" w:cs="Times New Roman"/>
+        </w:rPr>
+        <w:t xml:space="preserve">底物层</w:t>
+      </w:r>
+      <w:r>
+        <w:rPr>
+          <w:rFonts w:ascii="Times New Roman" w:hAnsi="Times New Roman" w:eastAsia="Times New Roman" w:cs="Times New Roman"/>
+        </w:rPr>
+        <w:t xml:space="preserve"> → </w:t>
+      </w:r>
+      <w:r>
+        <w:rPr>
+          <w:rFonts w:hint="eastAsia" w:ascii="Times New Roman" w:hAnsi="Times New Roman" w:eastAsia="FangSong" w:cs="Times New Roman"/>
+        </w:rPr>
+        <w:t xml:space="preserve">试剂层</w:t>
+      </w:r>
+      <w:r>
+        <w:rPr>
+          <w:rFonts w:ascii="Times New Roman" w:hAnsi="Times New Roman" w:eastAsia="Times New Roman" w:cs="Times New Roman"/>
+        </w:rPr>
+        <w:t xml:space="preserve"> → </w:t>
+      </w:r>
+      <w:r>
+        <w:rPr>
+          <w:rFonts w:hint="eastAsia" w:ascii="Times New Roman" w:hAnsi="Times New Roman" w:eastAsia="FangSong" w:cs="Times New Roman"/>
+        </w:rPr>
+        <w:t xml:space="preserve">结果层</w:t>
+      </w:r>
+    </w:p>
+    <w:p>
+      <w:pPr>
+        <w:pStyle w:val="BodyText"/>
+      </w:pPr>
+      <w:r>
+        <w:rPr>
+          <w:rFonts w:hint="eastAsia" w:ascii="Times New Roman" w:hAnsi="Times New Roman" w:eastAsia="FangSong" w:cs="Times New Roman"/>
+        </w:rPr>
+        <w:t>底物层</w:t>
+      </w:r>
+      <w:r>
+        <w:rPr>
+          <w:rFonts w:hint="eastAsia" w:ascii="Times New Roman" w:hAnsi="Times New Roman" w:eastAsia="Times New Roman" w:cs="Times New Roman"/>
+        </w:rPr>
+        <w:t>：</w:t>
+      </w:r>
+      <w:r>
+        <w:rPr>
+          <w:rFonts w:hint="eastAsia" w:ascii="Times New Roman" w:hAnsi="Times New Roman" w:eastAsia="FangSong" w:cs="Times New Roman"/>
+        </w:rPr>
+        <w:t>普通烯烃</w:t>
+      </w:r>
+      <w:r>
+        <w:rPr>
+          <w:rFonts w:hint="eastAsia" w:ascii="Times New Roman" w:hAnsi="Times New Roman" w:eastAsia="Times New Roman" w:cs="Times New Roman"/>
+        </w:rPr>
+        <w:t>/</w:t>
+      </w:r>
+      <w:r>
+        <w:rPr>
+          <w:rFonts w:hint="eastAsia" w:ascii="Times New Roman" w:hAnsi="Times New Roman" w:eastAsia="FangSong" w:cs="Times New Roman"/>
+        </w:rPr>
+        <w:t>炔烃</w:t>
+      </w:r>
+      <w:r>
+        <w:rPr>
+          <w:rFonts w:hint="eastAsia" w:ascii="Times New Roman" w:hAnsi="Times New Roman" w:eastAsia="Times New Roman" w:cs="Times New Roman"/>
+        </w:rPr>
+        <w:t>？</w:t>
+      </w:r>
+      <w:r>
+        <w:rPr>
+          <w:rFonts w:hint="eastAsia" w:ascii="Times New Roman" w:hAnsi="Times New Roman" w:eastAsia="FangSong" w:cs="Times New Roman"/>
+        </w:rPr>
+        <w:t>共轭二烯</w:t>
+      </w:r>
+      <w:r>
+        <w:rPr>
+          <w:rFonts w:hint="eastAsia" w:ascii="Times New Roman" w:hAnsi="Times New Roman" w:eastAsia="Times New Roman" w:cs="Times New Roman"/>
+        </w:rPr>
+        <w:t>？</w:t>
+      </w:r>
+      <w:r>
+        <w:rPr>
+          <w:rFonts w:hint="eastAsia" w:ascii="Times New Roman" w:hAnsi="Times New Roman" w:eastAsia="FangSong" w:cs="Times New Roman"/>
+        </w:rPr>
+        <w:t>羰基</w:t>
+      </w:r>
+      <w:r>
+        <w:rPr>
+          <w:rFonts w:hint="eastAsia" w:ascii="Times New Roman" w:hAnsi="Times New Roman" w:eastAsia="Times New Roman" w:cs="Times New Roman"/>
+        </w:rPr>
+        <w:t>？α,β-</w:t>
+      </w:r>
+      <w:r>
+        <w:rPr>
+          <w:rFonts w:hint="eastAsia" w:ascii="Times New Roman" w:hAnsi="Times New Roman" w:eastAsia="FangSong" w:cs="Times New Roman"/>
+        </w:rPr>
+        <w:t>不饱和羰基</w:t>
+      </w:r>
+      <w:r>
+        <w:rPr>
+          <w:rFonts w:hint="eastAsia" w:ascii="Times New Roman" w:hAnsi="Times New Roman" w:eastAsia="Times New Roman" w:cs="Times New Roman"/>
+        </w:rPr>
+        <w:t>？</w:t>
+      </w:r>
+    </w:p>
+    <w:p>
+      <w:pPr>
+        <w:pStyle w:val="BodyText"/>
+      </w:pPr>
+      <w:r>
+        <w:rPr>
+          <w:rFonts w:hint="eastAsia" w:ascii="Times New Roman" w:hAnsi="Times New Roman" w:eastAsia="FangSong" w:cs="Times New Roman"/>
+        </w:rPr>
+        <w:t>试剂层</w:t>
+      </w:r>
+      <w:r>
+        <w:rPr>
+          <w:rFonts w:hint="eastAsia" w:ascii="Times New Roman" w:hAnsi="Times New Roman" w:eastAsia="Times New Roman" w:cs="Times New Roman"/>
+        </w:rPr>
+        <w:t>：</w:t>
+      </w:r>
+      <w:r>
+        <w:rPr>
+          <w:rFonts w:hint="eastAsia" w:ascii="Times New Roman" w:hAnsi="Times New Roman" w:eastAsia="FangSong" w:cs="Times New Roman"/>
+        </w:rPr>
+        <w:t>亲电试剂</w:t>
+      </w:r>
+      <w:r>
+        <w:rPr>
+          <w:rFonts w:hint="eastAsia" w:ascii="Times New Roman" w:hAnsi="Times New Roman" w:eastAsia="Times New Roman" w:cs="Times New Roman"/>
+        </w:rPr>
+        <w:t>？</w:t>
+      </w:r>
+      <w:r>
+        <w:rPr>
+          <w:rFonts w:hint="eastAsia" w:ascii="Times New Roman" w:hAnsi="Times New Roman" w:eastAsia="FangSong" w:cs="Times New Roman"/>
+        </w:rPr>
+        <w:t>亲核试剂</w:t>
+      </w:r>
+      <w:r>
+        <w:rPr>
+          <w:rFonts w:hint="eastAsia" w:ascii="Times New Roman" w:hAnsi="Times New Roman" w:eastAsia="Times New Roman" w:cs="Times New Roman"/>
+        </w:rPr>
+        <w:t>？</w:t>
+      </w:r>
+      <w:r>
+        <w:rPr>
+          <w:rFonts w:hint="eastAsia" w:ascii="Times New Roman" w:hAnsi="Times New Roman" w:eastAsia="FangSong" w:cs="Times New Roman"/>
+        </w:rPr>
+        <w:t>自由基条件</w:t>
+      </w:r>
+      <w:r>
+        <w:rPr>
+          <w:rFonts w:hint="eastAsia" w:ascii="Times New Roman" w:hAnsi="Times New Roman" w:eastAsia="Times New Roman" w:cs="Times New Roman"/>
+        </w:rPr>
+        <w:t>？</w:t>
+      </w:r>
+      <w:r>
+        <w:rPr>
+          <w:rFonts w:hint="eastAsia" w:ascii="Times New Roman" w:hAnsi="Times New Roman" w:eastAsia="FangSong" w:cs="Times New Roman"/>
+        </w:rPr>
+        <w:t>硼氢化</w:t>
+      </w:r>
+      <w:r>
+        <w:rPr>
+          <w:rFonts w:hint="eastAsia" w:ascii="Times New Roman" w:hAnsi="Times New Roman" w:eastAsia="Times New Roman" w:cs="Times New Roman"/>
+        </w:rPr>
+        <w:t>？</w:t>
+      </w:r>
+      <w:r>
+        <w:rPr>
+          <w:rFonts w:hint="eastAsia" w:ascii="Times New Roman" w:hAnsi="Times New Roman" w:eastAsia="FangSong" w:cs="Times New Roman"/>
+        </w:rPr>
+        <w:t>催化剂</w:t>
+      </w:r>
+      <w:r>
+        <w:rPr>
+          <w:rFonts w:hint="eastAsia" w:ascii="Times New Roman" w:hAnsi="Times New Roman" w:eastAsia="Times New Roman" w:cs="Times New Roman"/>
+        </w:rPr>
+        <w:t>？</w:t>
+      </w:r>
+    </w:p>
+    <w:p>
+      <w:pPr>
+        <w:pStyle w:val="BodyText"/>
         <w:spacing w:after="80"/>
       </w:pPr>
       <w:r>
         <w:rPr>
-          <w:rStyle w:val="VerbatimChar"/>
-          <w:rFonts w:hint="eastAsia" w:ascii="Times New Roman" w:hAnsi="Times New Roman" w:eastAsia="FangSong" w:cs="Times New Roman"/>
-        </w:rPr>
-        <w:t>加成题三层判断法</w:t>
-      </w:r>
-      <w:r>
-        <w:rPr>
-          <w:rStyle w:val="VerbatimChar"/>
+          <w:rFonts w:hint="eastAsia" w:ascii="Times New Roman" w:hAnsi="Times New Roman" w:eastAsia="FangSong" w:cs="Times New Roman"/>
+        </w:rPr>
+        <w:t>结果层</w:t>
+      </w:r>
+      <w:r>
+        <w:rPr>
           <w:rFonts w:hint="eastAsia" w:ascii="Times New Roman" w:hAnsi="Times New Roman" w:eastAsia="Times New Roman" w:cs="Times New Roman"/>
         </w:rPr>
         <w:t>：</w:t>
       </w:r>
       <w:r>
         <w:rPr>
-          <w:rFonts w:ascii="Times New Roman" w:hAnsi="Times New Roman" w:eastAsia="Times New Roman" w:cs="Times New Roman"/>
-        </w:rPr>
-        <w:br/>
-      </w:r>
-      <w:r>
-        <w:rPr>
-          <w:rStyle w:val="VerbatimChar"/>
-          <w:rFonts w:hint="eastAsia" w:ascii="Times New Roman" w:hAnsi="Times New Roman" w:eastAsia="FangSong" w:cs="Times New Roman"/>
-        </w:rPr>
-        <w:t xml:space="preserve">底物层</w:t>
-      </w:r>
-      <w:r>
-        <w:rPr>
-          <w:rStyle w:val="VerbatimChar"/>
-          <w:rFonts w:ascii="Times New Roman" w:hAnsi="Times New Roman" w:eastAsia="Times New Roman" w:cs="Times New Roman"/>
-        </w:rPr>
-        <w:t xml:space="preserve"> → </w:t>
-      </w:r>
-      <w:r>
-        <w:rPr>
-          <w:rStyle w:val="VerbatimChar"/>
-          <w:rFonts w:hint="eastAsia" w:ascii="Times New Roman" w:hAnsi="Times New Roman" w:eastAsia="FangSong" w:cs="Times New Roman"/>
-        </w:rPr>
-        <w:t xml:space="preserve">试剂层</w:t>
-      </w:r>
-      <w:r>
-        <w:rPr>
-          <w:rStyle w:val="VerbatimChar"/>
-          <w:rFonts w:ascii="Times New Roman" w:hAnsi="Times New Roman" w:eastAsia="Times New Roman" w:cs="Times New Roman"/>
-        </w:rPr>
-        <w:t xml:space="preserve"> → </w:t>
-      </w:r>
-      <w:r>
-        <w:rPr>
-          <w:rStyle w:val="VerbatimChar"/>
-          <w:rFonts w:hint="eastAsia" w:ascii="Times New Roman" w:hAnsi="Times New Roman" w:eastAsia="FangSong" w:cs="Times New Roman"/>
-        </w:rPr>
-        <w:t xml:space="preserve">结果层</w:t>
-      </w:r>
-      <w:r>
-        <w:rPr>
-          <w:rFonts w:ascii="Times New Roman" w:hAnsi="Times New Roman" w:eastAsia="Times New Roman" w:cs="Times New Roman"/>
-        </w:rPr>
-        <w:br/>
-      </w:r>
-      <w:r>
-        <w:rPr>
-          <w:rFonts w:ascii="Times New Roman" w:hAnsi="Times New Roman" w:eastAsia="Times New Roman" w:cs="Times New Roman"/>
-        </w:rPr>
-        <w:br/>
-      </w:r>
-      <w:r>
-        <w:rPr>
-          <w:rStyle w:val="VerbatimChar"/>
-          <w:rFonts w:hint="eastAsia" w:ascii="Times New Roman" w:hAnsi="Times New Roman" w:eastAsia="FangSong" w:cs="Times New Roman"/>
-        </w:rPr>
-        <w:t>底物层</w:t>
-      </w:r>
-      <w:r>
-        <w:rPr>
-          <w:rStyle w:val="VerbatimChar"/>
-          <w:rFonts w:hint="eastAsia" w:ascii="Times New Roman" w:hAnsi="Times New Roman" w:eastAsia="Times New Roman" w:cs="Times New Roman"/>
-        </w:rPr>
-        <w:t>：</w:t>
-      </w:r>
-      <w:r>
-        <w:rPr>
-          <w:rStyle w:val="VerbatimChar"/>
-          <w:rFonts w:hint="eastAsia" w:ascii="Times New Roman" w:hAnsi="Times New Roman" w:eastAsia="FangSong" w:cs="Times New Roman"/>
-        </w:rPr>
-        <w:t>普通烯烃</w:t>
-      </w:r>
-      <w:r>
-        <w:rPr>
-          <w:rStyle w:val="VerbatimChar"/>
+          <w:rFonts w:hint="eastAsia" w:ascii="Times New Roman" w:hAnsi="Times New Roman" w:eastAsia="FangSong" w:cs="Times New Roman"/>
+        </w:rPr>
+        <w:t>区域选择性</w:t>
+      </w:r>
+      <w:r>
+        <w:rPr>
+          <w:rFonts w:hint="eastAsia" w:ascii="Times New Roman" w:hAnsi="Times New Roman" w:eastAsia="Times New Roman" w:cs="Times New Roman"/>
+        </w:rPr>
+        <w:t>(</w:t>
+      </w:r>
+      <w:r>
+        <w:rPr>
+          <w:rFonts w:hint="eastAsia" w:ascii="Times New Roman" w:hAnsi="Times New Roman" w:eastAsia="FangSong" w:cs="Times New Roman"/>
+        </w:rPr>
+        <w:t>马氏</w:t>
+      </w:r>
+      <w:r>
+        <w:rPr>
           <w:rFonts w:hint="eastAsia" w:ascii="Times New Roman" w:hAnsi="Times New Roman" w:eastAsia="Times New Roman" w:cs="Times New Roman"/>
         </w:rPr>
         <w:t>/</w:t>
       </w:r>
       <w:r>
         <w:rPr>
-          <w:rStyle w:val="VerbatimChar"/>
-          <w:rFonts w:hint="eastAsia" w:ascii="Times New Roman" w:hAnsi="Times New Roman" w:eastAsia="FangSong" w:cs="Times New Roman"/>
-        </w:rPr>
-        <w:t>炔烃</w:t>
-      </w:r>
-      <w:r>
-        <w:rPr>
-          <w:rStyle w:val="VerbatimChar"/>
-          <w:rFonts w:hint="eastAsia" w:ascii="Times New Roman" w:hAnsi="Times New Roman" w:eastAsia="Times New Roman" w:cs="Times New Roman"/>
-        </w:rPr>
-        <w:t>？</w:t>
-      </w:r>
-      <w:r>
-        <w:rPr>
-          <w:rStyle w:val="VerbatimChar"/>
-          <w:rFonts w:hint="eastAsia" w:ascii="Times New Roman" w:hAnsi="Times New Roman" w:eastAsia="FangSong" w:cs="Times New Roman"/>
-        </w:rPr>
-        <w:t>共轭二烯</w:t>
-      </w:r>
-      <w:r>
-        <w:rPr>
-          <w:rStyle w:val="VerbatimChar"/>
-          <w:rFonts w:hint="eastAsia" w:ascii="Times New Roman" w:hAnsi="Times New Roman" w:eastAsia="Times New Roman" w:cs="Times New Roman"/>
-        </w:rPr>
-        <w:t>？</w:t>
-      </w:r>
-      <w:r>
-        <w:rPr>
-          <w:rStyle w:val="VerbatimChar"/>
-          <w:rFonts w:hint="eastAsia" w:ascii="Times New Roman" w:hAnsi="Times New Roman" w:eastAsia="FangSong" w:cs="Times New Roman"/>
-        </w:rPr>
-        <w:t>羰基</w:t>
-      </w:r>
-      <w:r>
-        <w:rPr>
-          <w:rStyle w:val="VerbatimChar"/>
-          <w:rFonts w:hint="eastAsia" w:ascii="Times New Roman" w:hAnsi="Times New Roman" w:eastAsia="Times New Roman" w:cs="Times New Roman"/>
-        </w:rPr>
-        <w:t>？α,β-</w:t>
-      </w:r>
-      <w:r>
-        <w:rPr>
-          <w:rStyle w:val="VerbatimChar"/>
-          <w:rFonts w:hint="eastAsia" w:ascii="Times New Roman" w:hAnsi="Times New Roman" w:eastAsia="FangSong" w:cs="Times New Roman"/>
-        </w:rPr>
-        <w:t>不饱和羰基</w:t>
-      </w:r>
-      <w:r>
-        <w:rPr>
-          <w:rStyle w:val="VerbatimChar"/>
-          <w:rFonts w:hint="eastAsia" w:ascii="Times New Roman" w:hAnsi="Times New Roman" w:eastAsia="Times New Roman" w:cs="Times New Roman"/>
-        </w:rPr>
-        <w:t>？</w:t>
-      </w:r>
-      <w:r>
-        <w:rPr>
-          <w:rFonts w:ascii="Times New Roman" w:hAnsi="Times New Roman" w:eastAsia="Times New Roman" w:cs="Times New Roman"/>
-        </w:rPr>
-        <w:br/>
-      </w:r>
-      <w:r>
-        <w:rPr>
-          <w:rStyle w:val="VerbatimChar"/>
-          <w:rFonts w:hint="eastAsia" w:ascii="Times New Roman" w:hAnsi="Times New Roman" w:eastAsia="FangSong" w:cs="Times New Roman"/>
-        </w:rPr>
-        <w:t>试剂层</w:t>
-      </w:r>
-      <w:r>
-        <w:rPr>
-          <w:rStyle w:val="VerbatimChar"/>
-          <w:rFonts w:hint="eastAsia" w:ascii="Times New Roman" w:hAnsi="Times New Roman" w:eastAsia="Times New Roman" w:cs="Times New Roman"/>
-        </w:rPr>
-        <w:t>：</w:t>
-      </w:r>
-      <w:r>
-        <w:rPr>
-          <w:rStyle w:val="VerbatimChar"/>
-          <w:rFonts w:hint="eastAsia" w:ascii="Times New Roman" w:hAnsi="Times New Roman" w:eastAsia="FangSong" w:cs="Times New Roman"/>
-        </w:rPr>
-        <w:t>亲电试剂</w:t>
-      </w:r>
-      <w:r>
-        <w:rPr>
-          <w:rStyle w:val="VerbatimChar"/>
-          <w:rFonts w:hint="eastAsia" w:ascii="Times New Roman" w:hAnsi="Times New Roman" w:eastAsia="Times New Roman" w:cs="Times New Roman"/>
-        </w:rPr>
-        <w:t>？</w:t>
-      </w:r>
-      <w:r>
-        <w:rPr>
-          <w:rStyle w:val="VerbatimChar"/>
-          <w:rFonts w:hint="eastAsia" w:ascii="Times New Roman" w:hAnsi="Times New Roman" w:eastAsia="FangSong" w:cs="Times New Roman"/>
-        </w:rPr>
-        <w:t>亲核试剂</w:t>
-      </w:r>
-      <w:r>
-        <w:rPr>
-          <w:rStyle w:val="VerbatimChar"/>
-          <w:rFonts w:hint="eastAsia" w:ascii="Times New Roman" w:hAnsi="Times New Roman" w:eastAsia="Times New Roman" w:cs="Times New Roman"/>
-        </w:rPr>
-        <w:t>？</w:t>
-      </w:r>
-      <w:r>
-        <w:rPr>
-          <w:rStyle w:val="VerbatimChar"/>
-          <w:rFonts w:hint="eastAsia" w:ascii="Times New Roman" w:hAnsi="Times New Roman" w:eastAsia="FangSong" w:cs="Times New Roman"/>
-        </w:rPr>
-        <w:t>自由基条件</w:t>
-      </w:r>
-      <w:r>
-        <w:rPr>
-          <w:rStyle w:val="VerbatimChar"/>
-          <w:rFonts w:hint="eastAsia" w:ascii="Times New Roman" w:hAnsi="Times New Roman" w:eastAsia="Times New Roman" w:cs="Times New Roman"/>
-        </w:rPr>
-        <w:t>？</w:t>
-      </w:r>
-      <w:r>
-        <w:rPr>
-          <w:rStyle w:val="VerbatimChar"/>
-          <w:rFonts w:hint="eastAsia" w:ascii="Times New Roman" w:hAnsi="Times New Roman" w:eastAsia="FangSong" w:cs="Times New Roman"/>
-        </w:rPr>
-        <w:t>硼氢化</w:t>
-      </w:r>
-      <w:r>
-        <w:rPr>
-          <w:rStyle w:val="VerbatimChar"/>
-          <w:rFonts w:hint="eastAsia" w:ascii="Times New Roman" w:hAnsi="Times New Roman" w:eastAsia="Times New Roman" w:cs="Times New Roman"/>
-        </w:rPr>
-        <w:t>？</w:t>
-      </w:r>
-      <w:r>
-        <w:rPr>
-          <w:rStyle w:val="VerbatimChar"/>
-          <w:rFonts w:hint="eastAsia" w:ascii="Times New Roman" w:hAnsi="Times New Roman" w:eastAsia="FangSong" w:cs="Times New Roman"/>
-        </w:rPr>
-        <w:t>催化剂</w:t>
-      </w:r>
-      <w:r>
-        <w:rPr>
-          <w:rStyle w:val="VerbatimChar"/>
-          <w:rFonts w:hint="eastAsia" w:ascii="Times New Roman" w:hAnsi="Times New Roman" w:eastAsia="Times New Roman" w:cs="Times New Roman"/>
-        </w:rPr>
-        <w:t>？</w:t>
-      </w:r>
-      <w:r>
-        <w:rPr>
-          <w:rFonts w:ascii="Times New Roman" w:hAnsi="Times New Roman" w:eastAsia="Times New Roman" w:cs="Times New Roman"/>
-        </w:rPr>
-        <w:br/>
-      </w:r>
-      <w:r>
-        <w:rPr>
-          <w:rStyle w:val="VerbatimChar"/>
-          <w:rFonts w:hint="eastAsia" w:ascii="Times New Roman" w:hAnsi="Times New Roman" w:eastAsia="FangSong" w:cs="Times New Roman"/>
-        </w:rPr>
-        <w:t>结果层</w:t>
-      </w:r>
-      <w:r>
-        <w:rPr>
-          <w:rStyle w:val="VerbatimChar"/>
-          <w:rFonts w:hint="eastAsia" w:ascii="Times New Roman" w:hAnsi="Times New Roman" w:eastAsia="Times New Roman" w:cs="Times New Roman"/>
-        </w:rPr>
-        <w:t>：</w:t>
-      </w:r>
-      <w:r>
-        <w:rPr>
-          <w:rStyle w:val="VerbatimChar"/>
-          <w:rFonts w:hint="eastAsia" w:ascii="Times New Roman" w:hAnsi="Times New Roman" w:eastAsia="FangSong" w:cs="Times New Roman"/>
-        </w:rPr>
-        <w:t>区域选择性</w:t>
-      </w:r>
-      <w:r>
-        <w:rPr>
-          <w:rStyle w:val="VerbatimChar"/>
+          <w:rFonts w:hint="eastAsia" w:ascii="Times New Roman" w:hAnsi="Times New Roman" w:eastAsia="FangSong" w:cs="Times New Roman"/>
+        </w:rPr>
+        <w:t>反马氏</w:t>
+      </w:r>
+      <w:r>
+        <w:rPr>
+          <w:rFonts w:hint="eastAsia" w:ascii="Times New Roman" w:hAnsi="Times New Roman" w:eastAsia="Times New Roman" w:cs="Times New Roman"/>
+        </w:rPr>
+        <w:t>)？</w:t>
+      </w:r>
+      <w:r>
+        <w:rPr>
+          <w:rFonts w:hint="eastAsia" w:ascii="Times New Roman" w:hAnsi="Times New Roman" w:eastAsia="FangSong" w:cs="Times New Roman"/>
+        </w:rPr>
+        <w:t>立体选择性</w:t>
+      </w:r>
+      <w:r>
+        <w:rPr>
+          <w:rFonts w:hint="eastAsia" w:ascii="Times New Roman" w:hAnsi="Times New Roman" w:eastAsia="Times New Roman" w:cs="Times New Roman"/>
+        </w:rPr>
+        <w:t>(syn/anti)？</w:t>
+      </w:r>
+      <w:r>
+        <w:rPr>
+          <w:rFonts w:hint="eastAsia" w:ascii="Times New Roman" w:hAnsi="Times New Roman" w:eastAsia="FangSong" w:cs="Times New Roman"/>
+        </w:rPr>
+        <w:t>加成深度</w:t>
+      </w:r>
+      <w:r>
+        <w:rPr>
           <w:rFonts w:hint="eastAsia" w:ascii="Times New Roman" w:hAnsi="Times New Roman" w:eastAsia="Times New Roman" w:cs="Times New Roman"/>
         </w:rPr>
         <w:t>(</w:t>
       </w:r>
       <w:r>
         <w:rPr>
-          <w:rStyle w:val="VerbatimChar"/>
-          <w:rFonts w:hint="eastAsia" w:ascii="Times New Roman" w:hAnsi="Times New Roman" w:eastAsia="FangSong" w:cs="Times New Roman"/>
-        </w:rPr>
-        <w:t>马氏</w:t>
-      </w:r>
-      <w:r>
-        <w:rPr>
-          <w:rStyle w:val="VerbatimChar"/>
-          <w:rFonts w:hint="eastAsia" w:ascii="Times New Roman" w:hAnsi="Times New Roman" w:eastAsia="Times New Roman" w:cs="Times New Roman"/>
-        </w:rPr>
-        <w:t>/</w:t>
-      </w:r>
-      <w:r>
-        <w:rPr>
-          <w:rStyle w:val="VerbatimChar"/>
-          <w:rFonts w:hint="eastAsia" w:ascii="Times New Roman" w:hAnsi="Times New Roman" w:eastAsia="FangSong" w:cs="Times New Roman"/>
-        </w:rPr>
-        <w:t>反马氏</w:t>
-      </w:r>
-      <w:r>
-        <w:rPr>
-          <w:rStyle w:val="VerbatimChar"/>
-          <w:rFonts w:hint="eastAsia" w:ascii="Times New Roman" w:hAnsi="Times New Roman" w:eastAsia="Times New Roman" w:cs="Times New Roman"/>
-        </w:rPr>
-        <w:t>)？</w:t>
-      </w:r>
-      <w:r>
-        <w:rPr>
-          <w:rStyle w:val="VerbatimChar"/>
-          <w:rFonts w:hint="eastAsia" w:ascii="Times New Roman" w:hAnsi="Times New Roman" w:eastAsia="FangSong" w:cs="Times New Roman"/>
-        </w:rPr>
-        <w:t>立体选择性</w:t>
-      </w:r>
-      <w:r>
-        <w:rPr>
-          <w:rStyle w:val="VerbatimChar"/>
-          <w:rFonts w:hint="eastAsia" w:ascii="Times New Roman" w:hAnsi="Times New Roman" w:eastAsia="Times New Roman" w:cs="Times New Roman"/>
-        </w:rPr>
-        <w:t>(syn/anti)？</w:t>
-      </w:r>
-      <w:r>
-        <w:rPr>
-          <w:rStyle w:val="VerbatimChar"/>
-          <w:rFonts w:hint="eastAsia" w:ascii="Times New Roman" w:hAnsi="Times New Roman" w:eastAsia="FangSong" w:cs="Times New Roman"/>
-        </w:rPr>
-        <w:t>加成深度</w:t>
-      </w:r>
-      <w:r>
-        <w:rPr>
-          <w:rStyle w:val="VerbatimChar"/>
-          <w:rFonts w:hint="eastAsia" w:ascii="Times New Roman" w:hAnsi="Times New Roman" w:eastAsia="Times New Roman" w:cs="Times New Roman"/>
-        </w:rPr>
-        <w:t>(</w:t>
-      </w:r>
-      <w:r>
-        <w:rPr>
-          <w:rStyle w:val="VerbatimChar"/>
           <w:rFonts w:hint="eastAsia" w:ascii="Times New Roman" w:hAnsi="Times New Roman" w:eastAsia="FangSong" w:cs="Times New Roman"/>
         </w:rPr>
         <w:t>停在哪步</w:t>
       </w:r>
       <w:r>
         <w:rPr>
-          <w:rStyle w:val="VerbatimChar"/>
           <w:rFonts w:hint="eastAsia" w:ascii="Times New Roman" w:hAnsi="Times New Roman" w:eastAsia="Times New Roman" w:cs="Times New Roman"/>
         </w:rPr>
         <w:t>)？</w:t>
@@ -34562,7 +34507,7 @@
     <ns0:name ns0:val="Verbatim Char"/>
     <ns0:basedOn ns0:val="BodyTextChar"/>
     <ns0:rPr>
-      <ns0:rFonts ns0:ascii="Times New Roman" ns0:cs="Times New Roman" ns0:eastAsia="FangSong" ns0:hAnsi="Times New Roman"/>
+      <ns0:rFonts ns0:ascii="SimSun" ns0:cs="SimSun" ns0:eastAsia="SimSun" ns0:hAnsi="SimSun"/>
       <ns0:b ns0:val="0"/>
       <ns0:sz ns0:val="20"/>
     </ns0:rPr>
@@ -34624,7 +34569,7 @@
       <w:wordWrap w:val="off"/>
     </w:pPr>
     <ns0:rPr>
-      <w:rFonts ns0:ascii="Times New Roman" ns0:hAnsi="Times New Roman" ns0:eastAsia="FangSong" ns0:cs="Times New Roman"/>
+      <w:rFonts ns0:ascii="SimSun" ns0:hAnsi="SimSun" ns0:eastAsia="SimSun" ns0:cs="SimSun"/>
     </ns0:rPr>
   </w:style>
   <w:style w:type="character" w:customStyle="1" w:styleId="KeywordTok">
